--- a/WindowsFormsApplication1/Allgemein/Bericht/Vorlagen/Berichtsvorlage_Beispiel.docx
+++ b/WindowsFormsApplication1/Allgemein/Bericht/Vorlagen/Berichtsvorlage_Beispiel.docx
@@ -322,8 +322,16 @@
       <w:pPr>
         <w:pStyle w:val="EPOSKapitelkopf"/>
       </w:pPr>
-      <w:r>
-        <w:t xml:space="preserve">Projektbeschreibung</w:t>
+      <w:commentRangeStart w:id="2"/>
+      <w:r>
+        <w:rPr>
+          <w:noProof/>
+        </w:rPr>
+        <w:t xml:space="preserve">{{text.kapitel_projekt}}</w:t>
+      </w:r>
+      <w:commentRangeEnd w:id="2"/>
+      <w:r>
+        <w:commentReference w:id="2"/>
       </w:r>
     </w:p>
     <w:p>
@@ -342,7 +350,10 @@
         <w:pStyle w:val="EPOSKapitelkopf"/>
       </w:pPr>
       <w:r>
-        <w:t xml:space="preserve">Komponenten &amp; Varianten</w:t>
+        <w:rPr>
+          <w:noProof/>
+        </w:rPr>
+        <w:t xml:space="preserve">{{text.kapitel_komponenten}}</w:t>
       </w:r>
     </w:p>
     <w:p>
@@ -361,7 +372,10 @@
         <w:pStyle w:val="EPOSKapitelkopf"/>
       </w:pPr>
       <w:r>
-        <w:t xml:space="preserve">Berechnungsergebnisse je Variante</w:t>
+        <w:rPr>
+          <w:noProof/>
+        </w:rPr>
+        <w:t xml:space="preserve">{{text.kapitel_ergebnisse}}</w:t>
       </w:r>
     </w:p>
     <w:p>
@@ -380,7 +394,10 @@
         <w:pStyle w:val="EPOSKapitelkopf"/>
       </w:pPr>
       <w:r>
-        <w:t xml:space="preserve">Variantenvergleich</w:t>
+        <w:rPr>
+          <w:noProof/>
+        </w:rPr>
+        <w:t xml:space="preserve">{{text.kapitel_vergleich}}</w:t>
       </w:r>
     </w:p>
     <w:p>
@@ -399,7 +416,10 @@
         <w:pStyle w:val="EPOSKapitelkopf"/>
       </w:pPr>
       <w:r>
-        <w:t xml:space="preserve">Wirtschaftlichkeit</w:t>
+        <w:rPr>
+          <w:noProof/>
+        </w:rPr>
+        <w:t xml:space="preserve">{{text.kapitel_wirtschaftlichkeit}}</w:t>
       </w:r>
     </w:p>
     <w:p>
@@ -418,7 +438,10 @@
         <w:pStyle w:val="EPOSKapitelkopf"/>
       </w:pPr>
       <w:r>
-        <w:t xml:space="preserve">Anhang</w:t>
+        <w:rPr>
+          <w:noProof/>
+        </w:rPr>
+        <w:t xml:space="preserve">{{text.kapitel_anhang}}</w:t>
       </w:r>
     </w:p>
     <w:p>
@@ -437,7 +460,10 @@
         <w:pStyle w:val="EPOSKapitelkopf"/>
       </w:pPr>
       <w:r>
-        <w:t xml:space="preserve">Checkliste für den Bewertungsbericht (DIN EN 17463, Anhang E)</w:t>
+        <w:rPr>
+          <w:noProof/>
+        </w:rPr>
+        <w:t xml:space="preserve">{{text.kapitel_anhang_e}}</w:t>
       </w:r>
     </w:p>
     <w:p>
@@ -481,7 +507,12 @@
     </w:p>
     <w:p>
       <w:r>
-        <w:t xml:space="preserve">Diese Datei ist aus dem bisherigen Bericht abgeleitet und die spätere Standardvorlage des Word-Berichts. Kommentare erscheinen nicht im fertigen Bericht.</w:t>
+        <w:t xml:space="preserve">Zur Kopfzeile, weil Word dort keine Kommentare erlaubt: Das Bild rechts ist ein Bildplatzhalter. Sein Alternativtext {{bild.ersteller.logo}} lässt EPOS-Plan an seiner Stelle das Firmenlogo aus den Einstellungen einsetzen; ist keines hinterlegt, entfällt das Bild. Ein festes eigenes Logo ist ebenso möglich: in der eigenen Kopie das Bild durch das Logo ersetzen und den Alternativtext entfernen – sonst setzt EPOS-Plan dort weiter das Logo aus den Einstellungen ein.</w:t>
+      </w:r>
+    </w:p>
+    <w:p>
+      <w:r>
+        <w:t xml:space="preserve">Diese Datei ist aus dem bisherigen Bericht abgeleitet; die Standardvorlage des Word-Berichts hat denselben Aufbau, nur ohne Kommentare. Kommentare erscheinen nicht im fertigen Bericht.</w:t>
       </w:r>
     </w:p>
   </w:comment>
@@ -496,7 +527,22 @@
     </w:p>
     <w:p>
       <w:r>
-        <w:t xml:space="preserve">Bei den übrigen Kapiteln steht die Überschrift in der Vorlage, im Absatzformat „EPOS Kapitelkopf“; die Angabe |ohne titel unterdrückt die eigene Überschrift des Kapitels. Entfällt ein Kapitel – abgewählt oder ohne Daten –, entfällt die Überschrift darüber mit. Die Kapitel stehen in der Reihenfolge des bisherigen Berichts.</w:t>
+        <w:t xml:space="preserve">Die übrigen Kapitel stehen in der Reihenfolge des bisherigen Berichts, jedes unter seinem Kapitelkopf. Die Angabe |ohne titel unterdrückt die eigene Überschrift des Kapitels – die trägt der Kapitelkopf.</w:t>
+      </w:r>
+    </w:p>
+  </w:comment>
+  <w:comment w:initials="EP" w:author="EPOS-Plan" w:id="2">
+    <w:p>
+      <w:r>
+        <w:annotationRef/>
+      </w:r>
+      <w:r>
+        <w:t xml:space="preserve">Der Kapitelkopf ist die Überschrift über einem Kapitel, im Absatzformat „EPOS Kapitelkopf“. {{text.kapitel_projekt}} ist ein Platzhalter für den Kapiteltitel: EPOS-Plan setzt ihn in der Sprache des Berichts ein, wie die Beschriftungen des Deckblatts. Der Platzhalter darf durch eigenen Text ersetzt werden; der steht dann in jeder Sprache so im Bericht.</w:t>
+      </w:r>
+    </w:p>
+    <w:p>
+      <w:r>
+        <w:t xml:space="preserve">Entfällt ein Kapitel – abgewählt oder ohne Daten –, entfällt der Kapitelkopf darüber mit, auch mit eigenem Text. Kapitelkopf und Kapitelplatzhalter gehören zusammen: Wer die Reihenfolge ändert, verschiebt beide.</w:t>
       </w:r>
     </w:p>
   </w:comment>
@@ -686,7 +732,7 @@
         <wp:inline distT="0" distB="0" distL="0" distR="0">
           <wp:extent cx="857250" cy="466725"/>
           <wp:effectExtent l="0" t="0" r="0" b="0"/>
-          <wp:docPr id="1" name="" descr="" title=""/>
+          <wp:docPr id="1" name="" descr="{{bild.ersteller.logo}}" title=""/>
           <wp:cNvGraphicFramePr>
             <a:graphicFrameLocks xmlns:a="http://schemas.openxmlformats.org/drawingml/2006/main" noChangeAspect="1"/>
           </wp:cNvGraphicFramePr>
